--- a/ru/wisdom-stories/friend-of-allah.docx
+++ b/ru/wisdom-stories/friend-of-allah.docx
@@ -53,7 +53,7 @@
         <w:rPr>
           <w:lang/>
         </w:rPr>
-        <w:t>— Ты Бог?</w:t>
+        <w:t>— Ты Аллах?</w:t>
       </w:r>
     </w:p>
     <w:p>
@@ -105,7 +105,7 @@
         <w:rPr>
           <w:lang/>
         </w:rPr>
-        <w:t>— Тогда ты, наверное, друг Бога. Вчера ночью я плакал и говорил Ему, что у меня нет обуви.</w:t>
+        <w:t>— Тогда ты, наверное, друг Аллаха. Вчера ночью я плакал и говорил Ему, что у меня нет обуви.</w:t>
       </w:r>
     </w:p>
     <w:p>
